--- a/legal/freelance/word/04_CHARTE_SECURITE.docx
+++ b/legal/freelance/word/04_CHARTE_SECURITE.docx
@@ -1290,7 +1290,7 @@
     <w:p/>
     <w:p>
       <w:r>
-        <w:t>Fait à [À COMPLÉTER], le [date].</w:t>
+        <w:t>Fait à Grand Baie (République de Maurice), le [date].</w:t>
       </w:r>
     </w:p>
     <w:p/>
@@ -1340,7 +1340,7 @@
               <w:rPr>
                 <w:b/>
               </w:rPr>
-              <w:t>Pour le Prestataire</w:t>
+              <w:t>Pour Mikadb LLC</w:t>
             </w:r>
           </w:p>
         </w:tc>
@@ -1364,7 +1364,31 @@
           <w:p>
             <w:r/>
             <w:r>
-              <w:t>[NOM Prénom]</w:t>
+              <w:t>[À COMPLÉTER : NOM Prénom]</w:t>
+            </w:r>
+          </w:p>
+        </w:tc>
+      </w:tr>
+      <w:tr>
+        <w:tc>
+          <w:tcPr>
+            <w:tcW w:type="dxa" w:w="4703"/>
+          </w:tcPr>
+          <w:p>
+            <w:r/>
+            <w:r>
+              <w:t>Directeur</w:t>
+            </w:r>
+          </w:p>
+        </w:tc>
+        <w:tc>
+          <w:tcPr>
+            <w:tcW w:type="dxa" w:w="4703"/>
+          </w:tcPr>
+          <w:p>
+            <w:r/>
+            <w:r>
+              <w:t>[À COMPLÉTER : Manager / Member]</w:t>
             </w:r>
           </w:p>
         </w:tc>

--- a/legal/freelance/word/04_CHARTE_SECURITE.docx
+++ b/legal/freelance/word/04_CHARTE_SECURITE.docx
@@ -1364,7 +1364,7 @@
           <w:p>
             <w:r/>
             <w:r>
-              <w:t>[À COMPLÉTER : NOM Prénom]</w:t>
+              <w:t>Michael de Brauwer</w:t>
             </w:r>
           </w:p>
         </w:tc>
@@ -1388,7 +1388,7 @@
           <w:p>
             <w:r/>
             <w:r>
-              <w:t>[À COMPLÉTER : Manager / Member]</w:t>
+              <w:t>Manager</w:t>
             </w:r>
           </w:p>
         </w:tc>
